--- a/backend/templates/GSSG-NAT_300-005_Inmate_Conduct_Violations.docx
+++ b/backend/templates/GSSG-NAT_300-005_Inmate_Conduct_Violations.docx
@@ -2043,44 +2043,11 @@
               <w:sz w:val="22"/>
               <w:szCs w:val="22"/>
             </w:rPr>
-            <w:t xml:space="preserve">{{ </w:t>
+            <w:t>{{ submitter_g }}</w:t>
           </w:r>
           <w:proofErr w:type="spellStart"/>
-          <w:r>
-            <w:rPr>
-              <w:rFonts w:ascii="Helvetica" w:hAnsi="Helvetica"/>
-              <w:b/>
-              <w:bCs/>
-              <w:color w:val="FFFFFF" w:themeColor="background1"/>
-              <w:sz w:val="22"/>
-              <w:szCs w:val="22"/>
-            </w:rPr>
-            <w:t>submitter</w:t>
-          </w:r>
           <w:proofErr w:type="gramEnd"/>
-          <w:r>
-            <w:rPr>
-              <w:rFonts w:ascii="Helvetica" w:hAnsi="Helvetica"/>
-              <w:b/>
-              <w:bCs/>
-              <w:color w:val="FFFFFF" w:themeColor="background1"/>
-              <w:sz w:val="22"/>
-              <w:szCs w:val="22"/>
-            </w:rPr>
-            <w:t>_id</w:t>
-          </w:r>
           <w:proofErr w:type="spellEnd"/>
-          <w:r>
-            <w:rPr>
-              <w:rFonts w:ascii="Helvetica" w:hAnsi="Helvetica"/>
-              <w:b/>
-              <w:bCs/>
-              <w:color w:val="FFFFFF" w:themeColor="background1"/>
-              <w:sz w:val="22"/>
-              <w:szCs w:val="22"/>
-            </w:rPr>
-            <w:t xml:space="preserve"> }}</w:t>
-          </w:r>
         </w:p>
       </w:tc>
       <w:tc>

--- a/backend/templates/GSSG-NAT_300-005_Inmate_Conduct_Violations.docx
+++ b/backend/templates/GSSG-NAT_300-005_Inmate_Conduct_Violations.docx
@@ -1420,6 +1420,7 @@
     <w:p>
       <w:pPr>
         <w:bidi/>
+        <w:ind w:right="2880"/>
         <w:rPr>
           <w:rFonts w:cs="Arial"/>
           <w:b/>
@@ -1436,66 +1437,16 @@
           <w:szCs w:val="32"/>
           <w:rtl/>
         </w:rPr>
-        <w:t xml:space="preserve">                                                                                             </w:t>
-      </w:r>
-      <w:r>
-        <w:rPr>
-          <w:rFonts w:cstheme="minorHAnsi" w:hint="cs"/>
-          <w:b/>
-          <w:sz w:val="32"/>
-          <w:szCs w:val="32"/>
-          <w:rtl/>
-        </w:rPr>
-        <w:t xml:space="preserve">    </w:t>
+        <w:t>الرتبـــــــــــة : مدير فرع شؤون النزلاء</w:t>
       </w:r>
       <w:proofErr w:type="gramStart"/>
-      <w:r>
-        <w:rPr>
-          <w:rFonts w:cstheme="minorHAnsi" w:hint="cs"/>
-          <w:b/>
-          <w:sz w:val="32"/>
-          <w:szCs w:val="32"/>
-          <w:rtl/>
-        </w:rPr>
-        <w:t>الرتبـــــــــــة :</w:t>
-      </w:r>
       <w:proofErr w:type="gramEnd"/>
-      <w:r>
-        <w:rPr>
-          <w:rFonts w:cstheme="minorHAnsi" w:hint="cs"/>
-          <w:b/>
-          <w:sz w:val="32"/>
-          <w:szCs w:val="32"/>
-          <w:rtl/>
-        </w:rPr>
-        <w:t xml:space="preserve"> </w:t>
-      </w:r>
-      <w:r>
-        <w:rPr>
-          <w:rFonts w:cs="Arial" w:hint="cs"/>
-          <w:b/>
-          <w:sz w:val="32"/>
-          <w:szCs w:val="32"/>
-          <w:rtl/>
-        </w:rPr>
-        <w:t>مدير فرع</w:t>
-      </w:r>
-      <w:r>
-        <w:rPr>
-          <w:rFonts w:cs="Arial" w:hint="cs"/>
-          <w:b/>
-          <w:sz w:val="32"/>
-          <w:szCs w:val="32"/>
-          <w:rtl/>
-        </w:rPr>
-        <w:t xml:space="preserve"> شؤون النزلاء </w:t>
-      </w:r>
     </w:p>
     <w:p>
       <w:pPr>
         <w:pStyle w:val="ListParagraph"/>
         <w:bidi/>
-        <w:jc w:val="center"/>
+        <w:ind w:right="2880"/>
         <w:rPr>
           <w:rFonts w:cs="Arial"/>
           <w:b/>
@@ -1521,8 +1472,7 @@
       <w:pPr>
         <w:pStyle w:val="ListParagraph"/>
         <w:bidi/>
-        <w:ind w:left="2880"/>
-        <w:jc w:val="center"/>
+        <w:ind w:right="2880"/>
         <w:rPr>
           <w:rFonts w:cstheme="minorHAnsi"/>
           <w:b/>

--- a/backend/templates/GSSG-NAT_300-005_Inmate_Conduct_Violations.docx
+++ b/backend/templates/GSSG-NAT_300-005_Inmate_Conduct_Violations.docx
@@ -1420,7 +1420,7 @@
     <w:p>
       <w:pPr>
         <w:bidi/>
-        <w:ind w:right="2880"/>
+        <w:ind w:left="3364"/>
         <w:rPr>
           <w:rFonts w:cs="Arial"/>
           <w:b/>
@@ -1446,7 +1446,7 @@
       <w:pPr>
         <w:pStyle w:val="ListParagraph"/>
         <w:bidi/>
-        <w:ind w:right="2880"/>
+        <w:ind w:left="3364"/>
         <w:rPr>
           <w:rFonts w:cs="Arial"/>
           <w:b/>
@@ -1472,7 +1472,7 @@
       <w:pPr>
         <w:pStyle w:val="ListParagraph"/>
         <w:bidi/>
-        <w:ind w:right="2880"/>
+        <w:ind w:left="3364"/>
         <w:rPr>
           <w:rFonts w:cstheme="minorHAnsi"/>
           <w:b/>
